--- a/services-system/resources/views/certificates/templates/good_moral.docx
+++ b/services-system/resources/views/certificates/templates/good_moral.docx
@@ -863,7 +863,7 @@
       <w:r>
         <w:rPr>
           <w:rFonts w:ascii="Century Gothic" w:hAnsi="Century Gothic"/>
-          <w:b w:val="0"/>
+          <w:bCs w:val="0"/>
           <w:color w:val="000000" w:themeColor="text1"/>
           <w:sz w:val="24"/>
           <w:szCs w:val="24"/>
@@ -874,7 +874,7 @@
       <w:r>
         <w:rPr>
           <w:rFonts w:ascii="Century Gothic" w:hAnsi="Century Gothic"/>
-          <w:b w:val="0"/>
+          <w:bCs w:val="0"/>
           <w:color w:val="000000" w:themeColor="text1"/>
           <w:sz w:val="24"/>
           <w:szCs w:val="24"/>
@@ -885,12 +885,12 @@
       <w:r>
         <w:rPr>
           <w:rFonts w:ascii="Century Gothic" w:hAnsi="Century Gothic"/>
-          <w:b w:val="0"/>
+          <w:bCs w:val="0"/>
           <w:color w:val="000000" w:themeColor="text1"/>
           <w:sz w:val="24"/>
           <w:szCs w:val="24"/>
         </w:rPr>
-        <w:t>}</w:t>
+        <w:t>}, ${age}</w:t>
       </w:r>
       <w:r>
         <w:rPr>
@@ -900,17 +900,17 @@
           <w:sz w:val="24"/>
           <w:szCs w:val="24"/>
         </w:rPr>
-        <w:t>, $</w:t>
-      </w:r>
-      <w:r>
-        <w:rPr>
-          <w:rFonts w:ascii="Century Gothic" w:hAnsi="Century Gothic"/>
-          <w:b w:val="0"/>
+        <w:t xml:space="preserve"> </w:t>
+      </w:r>
+      <w:r>
+        <w:rPr>
+          <w:rFonts w:ascii="Century Gothic" w:hAnsi="Century Gothic"/>
+          <w:bCs w:val="0"/>
           <w:color w:val="000000" w:themeColor="text1"/>
           <w:sz w:val="24"/>
           <w:szCs w:val="24"/>
         </w:rPr>
-        <w:t>{age</w:t>
+        <w:t>yrs. old</w:t>
       </w:r>
       <w:r>
         <w:rPr>
@@ -920,7 +920,7 @@
           <w:sz w:val="24"/>
           <w:szCs w:val="24"/>
         </w:rPr>
-        <w:t>}</w:t>
+        <w:t xml:space="preserve">, is bona fide </w:t>
       </w:r>
       <w:r>
         <w:rPr>
@@ -930,7 +930,7 @@
           <w:sz w:val="24"/>
           <w:szCs w:val="24"/>
         </w:rPr>
-        <w:t xml:space="preserve"> yrs. old, is bona fide </w:t>
+        <w:t>resident of</w:t>
       </w:r>
       <w:r>
         <w:rPr>
@@ -940,37 +940,53 @@
           <w:sz w:val="24"/>
           <w:szCs w:val="24"/>
         </w:rPr>
-        <w:t>resident of</w:t>
-      </w:r>
-      <w:r>
-        <w:rPr>
-          <w:rFonts w:ascii="Century Gothic" w:hAnsi="Century Gothic"/>
-          <w:b w:val="0"/>
+        <w:t xml:space="preserve"> </w:t>
+      </w:r>
+      <w:r>
+        <w:rPr>
+          <w:rFonts w:ascii="Century Gothic" w:hAnsi="Century Gothic"/>
+          <w:bCs w:val="0"/>
           <w:color w:val="000000" w:themeColor="text1"/>
           <w:sz w:val="24"/>
           <w:szCs w:val="24"/>
         </w:rPr>
-        <w:t xml:space="preserve"> </w:t>
-      </w:r>
-      <w:r>
-        <w:rPr>
-          <w:rFonts w:ascii="Century Gothic" w:hAnsi="Century Gothic"/>
-          <w:b w:val="0"/>
-          <w:color w:val="000000" w:themeColor="text1"/>
+        <w:t xml:space="preserve">${purok}, </w:t>
+      </w:r>
+      <w:r>
+        <w:rPr>
+          <w:rFonts w:ascii="Century Gothic" w:hAnsi="Century Gothic"/>
+          <w:bCs w:val="0"/>
           <w:sz w:val="24"/>
           <w:szCs w:val="24"/>
         </w:rPr>
-        <w:t>${purok}</w:t>
-      </w:r>
-      <w:r>
-        <w:rPr>
-          <w:rFonts w:ascii="Century Gothic" w:hAnsi="Century Gothic"/>
-          <w:b w:val="0"/>
-          <w:color w:val="000000" w:themeColor="text1"/>
+        <w:t>Barangay Sto, Rosa</w:t>
+      </w:r>
+      <w:r>
+        <w:rPr>
+          <w:rFonts w:ascii="Century Gothic" w:hAnsi="Century Gothic"/>
+          <w:bCs w:val="0"/>
           <w:sz w:val="24"/>
           <w:szCs w:val="24"/>
         </w:rPr>
-        <w:t xml:space="preserve">, </w:t>
+        <w:t>ri</w:t>
+      </w:r>
+      <w:r>
+        <w:rPr>
+          <w:rFonts w:ascii="Century Gothic" w:hAnsi="Century Gothic"/>
+          <w:bCs w:val="0"/>
+          <w:sz w:val="24"/>
+          <w:szCs w:val="24"/>
+        </w:rPr>
+        <w:t>o, Magallanes A</w:t>
+      </w:r>
+      <w:r>
+        <w:rPr>
+          <w:rFonts w:ascii="Century Gothic" w:hAnsi="Century Gothic"/>
+          <w:bCs w:val="0"/>
+          <w:sz w:val="24"/>
+          <w:szCs w:val="24"/>
+        </w:rPr>
+        <w:t>gusan del Norte</w:t>
       </w:r>
       <w:r>
         <w:rPr>
@@ -979,42 +995,6 @@
           <w:sz w:val="24"/>
           <w:szCs w:val="24"/>
         </w:rPr>
-        <w:t>Barangay Sto, Rosa</w:t>
-      </w:r>
-      <w:r>
-        <w:rPr>
-          <w:rFonts w:ascii="Century Gothic" w:hAnsi="Century Gothic"/>
-          <w:b w:val="0"/>
-          <w:sz w:val="24"/>
-          <w:szCs w:val="24"/>
-        </w:rPr>
-        <w:t>ri</w:t>
-      </w:r>
-      <w:r>
-        <w:rPr>
-          <w:rFonts w:ascii="Century Gothic" w:hAnsi="Century Gothic"/>
-          <w:b w:val="0"/>
-          <w:sz w:val="24"/>
-          <w:szCs w:val="24"/>
-        </w:rPr>
-        <w:t>o, Magallanes A</w:t>
-      </w:r>
-      <w:r>
-        <w:rPr>
-          <w:rFonts w:ascii="Century Gothic" w:hAnsi="Century Gothic"/>
-          <w:b w:val="0"/>
-          <w:sz w:val="24"/>
-          <w:szCs w:val="24"/>
-        </w:rPr>
-        <w:t>gusan del Norte</w:t>
-      </w:r>
-      <w:r>
-        <w:rPr>
-          <w:rFonts w:ascii="Century Gothic" w:hAnsi="Century Gothic"/>
-          <w:b w:val="0"/>
-          <w:sz w:val="24"/>
-          <w:szCs w:val="24"/>
-        </w:rPr>
         <w:t>.</w:t>
       </w:r>
     </w:p>
@@ -1172,12 +1152,21 @@
         </w:rPr>
         <w:t xml:space="preserve"> </w:t>
       </w:r>
-      <w:r>
-        <w:rPr>
-          <w:rFonts w:ascii="Century Gothic" w:hAnsi="Century Gothic"/>
-          <w:color w:val="000000" w:themeColor="text1"/>
-        </w:rPr>
-        <w:t xml:space="preserve">upon the request of the abovementioned </w:t>
+      <w:proofErr w:type="gramStart"/>
+      <w:r>
+        <w:rPr>
+          <w:rFonts w:ascii="Century Gothic" w:hAnsi="Century Gothic"/>
+          <w:color w:val="000000" w:themeColor="text1"/>
+        </w:rPr>
+        <w:t>upon</w:t>
+      </w:r>
+      <w:proofErr w:type="gramEnd"/>
+      <w:r>
+        <w:rPr>
+          <w:rFonts w:ascii="Century Gothic" w:hAnsi="Century Gothic"/>
+          <w:color w:val="000000" w:themeColor="text1"/>
+        </w:rPr>
+        <w:t xml:space="preserve"> the request of the abovementioned </w:t>
       </w:r>
       <w:r>
         <w:rPr>
@@ -1210,6 +1199,8 @@
       <w:r>
         <w:rPr>
           <w:rFonts w:ascii="Century Gothic" w:hAnsi="Century Gothic"/>
+          <w:b/>
+          <w:bCs/>
           <w:color w:val="000000" w:themeColor="text1"/>
         </w:rPr>
         <w:t>${purpose}.</w:t>
@@ -1254,6 +1245,7 @@
         </w:rPr>
         <w:t xml:space="preserve"> </w:t>
       </w:r>
+      <w:proofErr w:type="gramStart"/>
       <w:r>
         <w:rPr>
           <w:rFonts w:ascii="Century Gothic" w:hAnsi="Century Gothic"/>
@@ -1271,13 +1263,18 @@
       <w:r>
         <w:rPr>
           <w:rFonts w:ascii="Century Gothic" w:hAnsi="Century Gothic"/>
+          <w:b/>
+          <w:bCs/>
           <w:color w:val="000000" w:themeColor="text1"/>
         </w:rPr>
         <w:t>${day}</w:t>
       </w:r>
-      <w:r>
-        <w:rPr>
-          <w:rFonts w:ascii="Century Gothic" w:hAnsi="Century Gothic"/>
+      <w:proofErr w:type="gramEnd"/>
+      <w:r>
+        <w:rPr>
+          <w:rFonts w:ascii="Century Gothic" w:hAnsi="Century Gothic"/>
+          <w:b/>
+          <w:bCs/>
           <w:color w:val="000000" w:themeColor="text1"/>
         </w:rPr>
         <w:t xml:space="preserve"> </w:t>
@@ -1285,6 +1282,8 @@
       <w:r>
         <w:rPr>
           <w:rFonts w:ascii="Century Gothic" w:hAnsi="Century Gothic"/>
+          <w:b/>
+          <w:bCs/>
           <w:color w:val="000000" w:themeColor="text1"/>
         </w:rPr>
         <w:t>day</w:t>
@@ -1292,13 +1291,35 @@
       <w:r>
         <w:rPr>
           <w:rFonts w:ascii="Century Gothic" w:hAnsi="Century Gothic"/>
-          <w:color w:val="000000" w:themeColor="text1"/>
-        </w:rPr>
-        <w:t xml:space="preserve"> of</w:t>
-      </w:r>
-      <w:r>
-        <w:rPr>
-          <w:rFonts w:ascii="Century Gothic" w:hAnsi="Century Gothic"/>
+          <w:b/>
+          <w:bCs/>
+          <w:color w:val="000000" w:themeColor="text1"/>
+        </w:rPr>
+        <w:t xml:space="preserve"> of </w:t>
+      </w:r>
+      <w:r>
+        <w:rPr>
+          <w:rFonts w:ascii="Century Gothic" w:hAnsi="Century Gothic"/>
+          <w:b/>
+          <w:bCs/>
+          <w:color w:val="000000" w:themeColor="text1"/>
+        </w:rPr>
+        <w:t>${month}</w:t>
+      </w:r>
+      <w:r>
+        <w:rPr>
+          <w:rFonts w:ascii="Century Gothic" w:hAnsi="Century Gothic"/>
+          <w:b/>
+          <w:bCs/>
+          <w:color w:val="000000" w:themeColor="text1"/>
+        </w:rPr>
+        <w:t>,</w:t>
+      </w:r>
+      <w:r>
+        <w:rPr>
+          <w:rFonts w:ascii="Century Gothic" w:hAnsi="Century Gothic"/>
+          <w:b/>
+          <w:bCs/>
           <w:color w:val="000000" w:themeColor="text1"/>
         </w:rPr>
         <w:t xml:space="preserve"> </w:t>
@@ -1306,16 +1327,11 @@
       <w:r>
         <w:rPr>
           <w:rFonts w:ascii="Century Gothic" w:hAnsi="Century Gothic"/>
-          <w:color w:val="000000" w:themeColor="text1"/>
-        </w:rPr>
-        <w:t>${month}</w:t>
-      </w:r>
-      <w:r>
-        <w:rPr>
-          <w:rFonts w:ascii="Century Gothic" w:hAnsi="Century Gothic"/>
-          <w:color w:val="000000" w:themeColor="text1"/>
-        </w:rPr>
-        <w:t>,</w:t>
+          <w:b/>
+          <w:bCs/>
+          <w:color w:val="000000" w:themeColor="text1"/>
+        </w:rPr>
+        <w:t>${year}</w:t>
       </w:r>
       <w:r>
         <w:rPr>
@@ -1329,7 +1345,21 @@
           <w:rFonts w:ascii="Century Gothic" w:hAnsi="Century Gothic"/>
           <w:color w:val="000000" w:themeColor="text1"/>
         </w:rPr>
-        <w:t>${year}</w:t>
+        <w:t>at</w:t>
+      </w:r>
+      <w:r>
+        <w:rPr>
+          <w:rFonts w:ascii="Century Gothic" w:hAnsi="Century Gothic"/>
+          <w:color w:val="000000" w:themeColor="text1"/>
+        </w:rPr>
+        <w:t xml:space="preserve"> the Office of the </w:t>
+      </w:r>
+      <w:r>
+        <w:rPr>
+          <w:rFonts w:ascii="Century Gothic" w:hAnsi="Century Gothic"/>
+          <w:color w:val="000000" w:themeColor="text1"/>
+        </w:rPr>
+        <w:t>Punong Barangay,</w:t>
       </w:r>
       <w:r>
         <w:rPr>
@@ -1343,14 +1373,7 @@
           <w:rFonts w:ascii="Century Gothic" w:hAnsi="Century Gothic"/>
           <w:color w:val="000000" w:themeColor="text1"/>
         </w:rPr>
-        <w:t>at</w:t>
-      </w:r>
-      <w:r>
-        <w:rPr>
-          <w:rFonts w:ascii="Century Gothic" w:hAnsi="Century Gothic"/>
-          <w:color w:val="000000" w:themeColor="text1"/>
-        </w:rPr>
-        <w:t xml:space="preserve"> the Office of the Punong Barangay,</w:t>
+        <w:t>Barangay</w:t>
       </w:r>
       <w:r>
         <w:rPr>
@@ -1364,7 +1387,7 @@
           <w:rFonts w:ascii="Century Gothic" w:hAnsi="Century Gothic"/>
           <w:color w:val="000000" w:themeColor="text1"/>
         </w:rPr>
-        <w:t>Barangay</w:t>
+        <w:t>Sto.</w:t>
       </w:r>
       <w:r>
         <w:rPr>
@@ -1378,28 +1401,7 @@
           <w:rFonts w:ascii="Century Gothic" w:hAnsi="Century Gothic"/>
           <w:color w:val="000000" w:themeColor="text1"/>
         </w:rPr>
-        <w:t>Sto.</w:t>
-      </w:r>
-      <w:r>
-        <w:rPr>
-          <w:rFonts w:ascii="Century Gothic" w:hAnsi="Century Gothic"/>
-          <w:color w:val="000000" w:themeColor="text1"/>
-        </w:rPr>
-        <w:t xml:space="preserve"> </w:t>
-      </w:r>
-      <w:r>
-        <w:rPr>
-          <w:rFonts w:ascii="Century Gothic" w:hAnsi="Century Gothic"/>
-          <w:color w:val="000000" w:themeColor="text1"/>
-        </w:rPr>
-        <w:t xml:space="preserve">Rosario, </w:t>
-      </w:r>
-      <w:r>
-        <w:rPr>
-          <w:rFonts w:ascii="Century Gothic" w:hAnsi="Century Gothic"/>
-          <w:color w:val="000000" w:themeColor="text1"/>
-        </w:rPr>
-        <w:t>Magallanes</w:t>
+        <w:t>Rosario, Magallanes</w:t>
       </w:r>
       <w:r>
         <w:rPr>
